--- a/testakten/unfallversicherung-arbeitsunfall-lagerleiter-sturz-trier/29_vorschadenshistorie_ausfuehrlich.docx
+++ b/testakten/unfallversicherung-arbeitsunfall-lagerleiter-sturz-trier/29_vorschadenshistorie_ausfuehrlich.docx
@@ -7,7 +7,7 @@
         <w:pStyle w:val="Heading1"/>
       </w:pPr>
       <w:r>
-        <w:t>Vorschadenshistorie, ausfuehrliche Zusammenstellung</w:t>
+        <w:t>Vorschadenshistorie, ausführliche Zusammenstellung</w:t>
       </w:r>
     </w:p>
     <w:p>
@@ -49,7 +49,7 @@
           <w:i w:val="0"/>
           <w:sz w:val="22"/>
         </w:rPr>
-        <w:t>Hausarzt Dr. Wilfried Sommerlath dokumentiert am 14.09.2016 eine Vorstellung wegen Schulterschmerzen rechts nach einem Handballspiel, verordnet wird eine kurzzeitige Schonung ohne Bildgebung. Weitere Vorstellungen am 22.05.2017 und 03.03.2018 mit aehnlichem Beschwerdebild, jeweils folgenlos ausgeheilt, keine Arbeitsunfaehigkeit laenger als drei Tage.</w:t>
+        <w:t>Hausarzt Dr. Wilfried Sommerlath dokumentiert am 14.09.2016 eine Vorstellung wegen Schulterschmerzen rechts nach einem Handballspiel, verordnet wird eine kurzzeitige Schonung ohne Bildgebung. Weitere Vorstellungen am 22.05.2017 und 03.03.2018 mit ähnlichem Beschwerdebild, jeweils folgenlos ausgeheilt, keine Arbeitsunfähigkeit länger als drei Tage.</w:t>
       </w:r>
     </w:p>
     <w:p>
@@ -57,7 +57,7 @@
         <w:pStyle w:val="Heading2"/>
       </w:pPr>
       <w:r>
-        <w:t>2. Sportliche Aktivitaet</w:t>
+        <w:t>2. Sportliche Aktivität</w:t>
       </w:r>
     </w:p>
     <w:p>
@@ -68,7 +68,7 @@
           <w:i w:val="0"/>
           <w:sz w:val="22"/>
         </w:rPr>
-        <w:t>Herr Moeller spielte bis 2018 in der Kreisliga Handball, seither nach eigenen Angaben nur noch gelegentlich Freizeitsport ohne Wettkampfbetrieb. Der Handballverein SG Trier-Ehrang bestaetigt auf Anfrage der Kanzlei, dass Herr Moeller seit der Saison 2018/2019 nicht mehr aktiv gemeldet ist.</w:t>
+        <w:t>Herr Möller spielte bis 2018 in der Kreisliga Handball, seither nach eigenen Angaben nur noch gelegentlich Freizeitsport ohne Wettkampfbetrieb. Der Handballverein SG Trier-Ehrang bestätigt auf Anfrage der Kanzlei, dass Herr Möller seit der Saison 2018/2019 nicht mehr aktiv gemeldet ist.</w:t>
       </w:r>
     </w:p>
     <w:p>
@@ -76,7 +76,7 @@
         <w:pStyle w:val="Heading2"/>
       </w:pPr>
       <w:r>
-        <w:t>3. Betriebsaerztliche Vorsorgeuntersuchung 2024</w:t>
+        <w:t>3. Betriebsärztliche Vorsorgeuntersuchung 2024</w:t>
       </w:r>
     </w:p>
     <w:p>
@@ -87,7 +87,7 @@
           <w:i w:val="0"/>
           <w:sz w:val="22"/>
         </w:rPr>
-        <w:t>Die turnusmaessige Vorsorgeuntersuchung durch die Betriebsaerztin Dr. Swetlana Iwanowa am 11.03.2024 attestiert uneingeschraenkte Tauglichkeit fuer die Taetigkeit als Lagerleiter einschliesslich Hebe- und Tragetaetigkeiten bis 15 Kilogramm, keine Einschraenkung der Schulterfunktion dokumentiert.</w:t>
+        <w:t>Die turnusmäßige Vorsorgeuntersuchung durch die Betriebsärztin Dr. Swetlana Iwanowa am 11.03.2024 attestiert uneingeschränktte Tauglichkeit für die Tätigkeit als Lagerleiter einschließlich Hebe- und Tragtätigkeiten bis 15 Kilogramm, keine Einschränkung der Schulterfunktion dokumentiert.</w:t>
       </w:r>
     </w:p>
     <w:p>
@@ -106,7 +106,7 @@
           <w:i w:val="0"/>
           <w:sz w:val="22"/>
         </w:rPr>
-        <w:t>Nach der Personalakte gab es zwischen 2019 und dem Unfalltag keine einzige krankheitsbedingte Fehlzeit wegen Schulterbeschwerden. Die letzte schulterbezogene Arbeitsunfaehigkeit lag mehr als sieben Jahre zurueck.</w:t>
+        <w:t>Nach der Personalakte gab es zwischen 2019 und dem Unfalltag keine einzige krankheitsbedingte Fehlzeit wegen Schulterbeschwerden. Die letzte schulterbezogene Arbeitsunfähigkeit lag mehr als sieben Jahre zurück.</w:t>
       </w:r>
     </w:p>
     <w:p>
@@ -114,7 +114,7 @@
         <w:pStyle w:val="Heading2"/>
       </w:pPr>
       <w:r>
-        <w:t>5. Bedeutung fuer die Kausalitaetsfrage</w:t>
+        <w:t>5. Bedeutung für die Kausalitätsfrage</w:t>
       </w:r>
     </w:p>
     <w:p>
@@ -125,28 +125,104 @@
           <w:i w:val="0"/>
           <w:sz w:val="22"/>
         </w:rPr>
-        <w:t>Die Zusammenstellung soll den Vorschaden weder verschweigen noch ueberzeichnen, sondern die Beschwerdefreiheit im Alltag und Beruf in den Jahren vor dem Unfall dokumentieren, um dem Sachverstaendigen und dem Gericht eine belastbare Tatsachengrundlage fuer die Abgrenzung von Vorschaden und Unfallfolge zu liefern.</w:t>
-      </w:r>
-    </w:p>
-    <w:p>
-      <w:r>
-        <w:rPr>
-          <w:rFonts w:ascii="Times New Roman" w:hAnsi="Times New Roman"/>
-          <w:b w:val="0"/>
-          <w:i w:val="0"/>
-          <w:sz w:val="22"/>
-        </w:rPr>
-        <w:t>Formathinweis: Dieses Aktenstück wird in Times New Roman, 11 pt, mit ausschließlich dezimaler Gliederung ausgegeben.</w:t>
+        <w:t>Die Zusammenstellung soll den Vorschaden weder verschweigen noch überzeichnen, sondern die Beschwerdefreiheit im Alltag und Beruf in den Jahren vor dem Unfall dokumentieren, um dem Sachverständigen und dem Gericht eine belastbare Tatsachengrundlage für die Abgrenzung von Vorschaden und Unfallfolge zu liefern.</w:t>
       </w:r>
     </w:p>
     <w:sectPr>
-      <w:pgSz w:w="12240" w:h="15840"/>
-      <w:pgMar w:top="1440" w:right="1800" w:bottom="1440" w:left="1800" w:header="720" w:footer="720" w:gutter="0"/>
+      <w:headerReference w:type="default" r:id="rId9"/>
+      <w:footerReference w:type="default" r:id="rId10"/>
+      <w:pgSz w:w="11906" w:h="16838"/>
+      <w:pgMar w:top="1440" w:right="1800" w:bottom="1440" w:left="1800" w:header="680" w:footer="567" w:gutter="0"/>
       <w:cols w:space="720"/>
       <w:docGrid w:linePitch="360"/>
     </w:sectPr>
   </w:body>
 </w:document>
+</file>
+
+<file path=word/footer1.xml><?xml version="1.0" encoding="utf-8"?>
+<w:ftr xmlns:m="http://schemas.openxmlformats.org/officeDocument/2006/math" xmlns:mc="http://schemas.openxmlformats.org/markup-compatibility/2006" xmlns:mo="http://schemas.microsoft.com/office/mac/office/2008/main" xmlns:mv="urn:schemas-microsoft-com:mac:vml" xmlns:o="urn:schemas-microsoft-com:office:office" xmlns:r="http://schemas.openxmlformats.org/officeDocument/2006/relationships" xmlns:v="urn:schemas-microsoft-com:vml" xmlns:w10="urn:schemas-microsoft-com:office:word" xmlns:w14="http://schemas.microsoft.com/office/word/2010/wordml" xmlns:w="http://schemas.openxmlformats.org/wordprocessingml/2006/main" xmlns:wne="http://schemas.microsoft.com/office/word/2006/wordml" xmlns:wp14="http://schemas.microsoft.com/office/word/2010/wordprocessingDrawing" xmlns:wp="http://schemas.openxmlformats.org/drawingml/2006/wordprocessingDrawing" xmlns:wpc="http://schemas.microsoft.com/office/word/2010/wordprocessingCanvas" xmlns:wpg="http://schemas.microsoft.com/office/word/2010/wordprocessingGroup" xmlns:wpi="http://schemas.microsoft.com/office/word/2010/wordprocessingInk" xmlns:wps="http://schemas.microsoft.com/office/word/2010/wordprocessingShape" mc:Ignorable="w14 wp14">
+  <w:p>
+    <w:pPr>
+      <w:pStyle w:val="Footer"/>
+      <w:tabs>
+        <w:tab w:pos="9071" w:val="right"/>
+      </w:tabs>
+      <w:jc w:val="left"/>
+    </w:pPr>
+    <w:r>
+      <w:rPr>
+        <w:rFonts w:ascii="Times New Roman" w:hAnsi="Times New Roman"/>
+        <w:color w:val="6B6B66"/>
+        <w:sz w:val="16"/>
+      </w:rPr>
+    </w:r>
+    <w:r>
+      <w:rPr>
+        <w:rFonts w:ascii="Times New Roman" w:hAnsi="Times New Roman"/>
+        <w:color w:val="6B6B66"/>
+        <w:sz w:val="16"/>
+      </w:rPr>
+      <w:t>Kanzlei Lindenhof und Partner mbB</w:t>
+    </w:r>
+    <w:r>
+      <w:rPr>
+        <w:rFonts w:ascii="Times New Roman" w:hAnsi="Times New Roman"/>
+        <w:color w:val="6B6B66"/>
+        <w:sz w:val="16"/>
+      </w:rPr>
+      <w:tab/>
+      <w:t xml:space="preserve">Seite </w:t>
+    </w:r>
+    <w:r>
+      <w:rPr>
+        <w:rFonts w:ascii="Times New Roman" w:hAnsi="Times New Roman"/>
+        <w:color w:val="6B6B66"/>
+        <w:sz w:val="16"/>
+      </w:rPr>
+      <w:fldChar w:fldCharType="begin"/>
+      <w:instrText xml:space="preserve"> PAGE </w:instrText>
+      <w:fldChar w:fldCharType="end"/>
+    </w:r>
+  </w:p>
+</w:ftr>
+</file>
+
+<file path=word/header1.xml><?xml version="1.0" encoding="utf-8"?>
+<w:hdr xmlns:m="http://schemas.openxmlformats.org/officeDocument/2006/math" xmlns:mc="http://schemas.openxmlformats.org/markup-compatibility/2006" xmlns:mo="http://schemas.microsoft.com/office/mac/office/2008/main" xmlns:mv="urn:schemas-microsoft-com:mac:vml" xmlns:o="urn:schemas-microsoft-com:office:office" xmlns:r="http://schemas.openxmlformats.org/officeDocument/2006/relationships" xmlns:v="urn:schemas-microsoft-com:vml" xmlns:w10="urn:schemas-microsoft-com:office:word" xmlns:w14="http://schemas.microsoft.com/office/word/2010/wordml" xmlns:w="http://schemas.openxmlformats.org/wordprocessingml/2006/main" xmlns:wne="http://schemas.microsoft.com/office/word/2006/wordml" xmlns:wp14="http://schemas.microsoft.com/office/word/2010/wordprocessingDrawing" xmlns:wp="http://schemas.openxmlformats.org/drawingml/2006/wordprocessingDrawing" xmlns:wpc="http://schemas.microsoft.com/office/word/2010/wordprocessingCanvas" xmlns:wpg="http://schemas.microsoft.com/office/word/2010/wordprocessingGroup" xmlns:wpi="http://schemas.microsoft.com/office/word/2010/wordprocessingInk" xmlns:wps="http://schemas.microsoft.com/office/word/2010/wordprocessingShape" mc:Ignorable="w14 wp14">
+  <w:p>
+    <w:pPr>
+      <w:pStyle w:val="Header"/>
+      <w:jc w:val="left"/>
+    </w:pPr>
+    <w:r/>
+    <w:r>
+      <w:rPr>
+        <w:rFonts w:ascii="Times New Roman" w:hAnsi="Times New Roman"/>
+        <w:b/>
+        <w:color w:val="3B3F45"/>
+        <w:sz w:val="22"/>
+      </w:rPr>
+      <w:t>KANZLEI LINDENHOF UND PARTNER MBB</w:t>
+    </w:r>
+  </w:p>
+  <w:p>
+    <w:pPr>
+      <w:jc w:val="left"/>
+      <w:pBdr>
+        <w:bottom w:val="single" w:sz="8" w:space="2" w:color="3B3F45"/>
+      </w:pBdr>
+    </w:pPr>
+    <w:r>
+      <w:rPr>
+        <w:rFonts w:ascii="Times New Roman" w:hAnsi="Times New Roman"/>
+        <w:color w:val="6B6B66"/>
+        <w:sz w:val="16"/>
+      </w:rPr>
+      <w:t>Rechtsanwaltskanzlei</w:t>
+    </w:r>
+  </w:p>
+</w:hdr>
 </file>
 
 <file path=word/numbering.xml><?xml version="1.0" encoding="utf-8"?>
